--- a/flow/20230927_hours/drafts/2024-05-g/13.05.docx
+++ b/flow/20230927_hours/drafts/2024-05-g/13.05.docx
@@ -1519,84 +1519,7 @@
           <w:rFonts w:ascii="Times New Roman" w:hAnsi="Times New Roman"/>
           <w:sz w:val="24"/>
         </w:rPr>
-        <w:t>Агниця</w:t>
-      </w:r>
-      <w:r>
-        <w:rPr>
-          <w:rFonts w:ascii="Times New Roman" w:hAnsi="Times New Roman"/>
-          <w:sz w:val="24"/>
-        </w:rPr>
-        <w:t xml:space="preserve"> твоя, Ісусе, </w:t>
-      </w:r>
-      <w:r>
-        <w:rPr>
-          <w:rFonts w:ascii="Times New Roman" w:hAnsi="Times New Roman"/>
-          <w:sz w:val="24"/>
-        </w:rPr>
-        <w:t>Глікерія</w:t>
-      </w:r>
-      <w:r>
-        <w:rPr>
-          <w:rFonts w:ascii="Times New Roman" w:hAnsi="Times New Roman"/>
-          <w:sz w:val="24"/>
-        </w:rPr>
-        <w:t>,* кличе великим голосом:* Тебе, жениху мій, люб</w:t>
-      </w:r>
-      <w:r>
-        <w:rPr>
-          <w:rFonts w:ascii="Times New Roman" w:hAnsi="Times New Roman"/>
-          <w:sz w:val="24"/>
-        </w:rPr>
-        <w:t xml:space="preserve">лю, і тебе шукаючи, страдаю,* і разом з тобою розпинаюся, і </w:t>
-      </w:r>
-      <w:r>
-        <w:rPr>
-          <w:rFonts w:ascii="Times New Roman" w:hAnsi="Times New Roman"/>
-          <w:sz w:val="24"/>
-        </w:rPr>
-        <w:t>погребаюся</w:t>
-      </w:r>
-      <w:r>
-        <w:rPr>
-          <w:rFonts w:ascii="Times New Roman" w:hAnsi="Times New Roman"/>
-          <w:sz w:val="24"/>
-        </w:rPr>
-        <w:t xml:space="preserve"> хрещенням твоїм,* і </w:t>
-      </w:r>
-      <w:r>
-        <w:rPr>
-          <w:rFonts w:ascii="Times New Roman" w:hAnsi="Times New Roman"/>
-          <w:sz w:val="24"/>
-        </w:rPr>
-        <w:t>терплю</w:t>
-      </w:r>
-      <w:r>
-        <w:rPr>
-          <w:rFonts w:ascii="Times New Roman" w:hAnsi="Times New Roman"/>
-          <w:sz w:val="24"/>
-        </w:rPr>
-        <w:t xml:space="preserve"> ради тебе, щоб і царствувати в тобі,* і вмираю за тебе, щоб і жити з тобою,* та як жертву непорочну прийми мене, що з любов’ю </w:t>
-      </w:r>
-      <w:r>
-        <w:rPr>
-          <w:rFonts w:ascii="Times New Roman" w:hAnsi="Times New Roman"/>
-          <w:sz w:val="24"/>
-        </w:rPr>
-        <w:t>пожертвувалася</w:t>
-      </w:r>
-      <w:r>
-        <w:rPr>
-          <w:rFonts w:ascii="Times New Roman" w:hAnsi="Times New Roman"/>
-          <w:sz w:val="24"/>
-        </w:rPr>
-        <w:t xml:space="preserve"> Тобі.* Її молитва</w:t>
-      </w:r>
-      <w:r>
-        <w:rPr>
-          <w:rFonts w:ascii="Times New Roman" w:hAnsi="Times New Roman"/>
-          <w:sz w:val="24"/>
-        </w:rPr>
-        <w:t>ми, як милостивий, спаси душі наші.</w:t>
+        <w:t>Агниця твоя, Ісусе, Глікерія,* кличе великим голосом:* Тебе, жениху мій, люблю, і тебе шукаючи, страдаю,* і разом з тобою розпинаюся, і погребаюся хрещенням твоїм,* і терплю ради тебе, щоб і царствувати в тобі,* і вмираю за тебе, щоб і жити з тобою,* та як жертву непорочну прийми мене, що з любов’ю пожертвувалася Тобі.* Її молитвами, як милостивий, спаси душі наші.</w:t>
       </w:r>
     </w:p>
     <w:p>
@@ -2054,28 +1977,7 @@
           <w:rFonts w:ascii="Times New Roman" w:hAnsi="Times New Roman"/>
           <w:sz w:val="24"/>
         </w:rPr>
-        <w:t xml:space="preserve"> Діву Богородицю Марію люблячи,* зберегла нетлінним </w:t>
-      </w:r>
-      <w:r>
-        <w:rPr>
-          <w:rFonts w:ascii="Times New Roman" w:hAnsi="Times New Roman"/>
-          <w:sz w:val="24"/>
-        </w:rPr>
-        <w:t>дівство</w:t>
-      </w:r>
-      <w:r>
-        <w:rPr>
-          <w:rFonts w:ascii="Times New Roman" w:hAnsi="Times New Roman"/>
-          <w:sz w:val="24"/>
-        </w:rPr>
-        <w:t xml:space="preserve"> твоє.* З любов’ю ж до Господа ревно діючи,* постраждала єси мужньо аж до смерті.* Тому й подвійним вінцем тебе, діво мученице,* вінчає Христос Бог</w:t>
-      </w:r>
-      <w:r>
-        <w:rPr>
-          <w:rFonts w:ascii="Times New Roman" w:hAnsi="Times New Roman"/>
-          <w:sz w:val="24"/>
-        </w:rPr>
-        <w:t>.</w:t>
+        <w:t xml:space="preserve"> Діву Богородицю Марію люблячи,* зберегла нетлінним дівство твоє.* З любов’ю ж до Господа ревно діючи,* постраждала єси мужньо аж до смерті.* Тому й подвійним вінцем тебе, діво мученице,* вінчає Христос Бог.</w:t>
       </w:r>
     </w:p>
     <w:p>
@@ -7279,84 +7181,7 @@
           <w:rFonts w:ascii="Times New Roman" w:hAnsi="Times New Roman"/>
           <w:sz w:val="24"/>
         </w:rPr>
-        <w:t>Агниця</w:t>
-      </w:r>
-      <w:r>
-        <w:rPr>
-          <w:rFonts w:ascii="Times New Roman" w:hAnsi="Times New Roman"/>
-          <w:sz w:val="24"/>
-        </w:rPr>
-        <w:t xml:space="preserve"> твоя, Ісусе, </w:t>
-      </w:r>
-      <w:r>
-        <w:rPr>
-          <w:rFonts w:ascii="Times New Roman" w:hAnsi="Times New Roman"/>
-          <w:sz w:val="24"/>
-        </w:rPr>
-        <w:t>Глікерія</w:t>
-      </w:r>
-      <w:r>
-        <w:rPr>
-          <w:rFonts w:ascii="Times New Roman" w:hAnsi="Times New Roman"/>
-          <w:sz w:val="24"/>
-        </w:rPr>
-        <w:t>,* кличе великим голосом:* Тебе, жениху мій, люб</w:t>
-      </w:r>
-      <w:r>
-        <w:rPr>
-          <w:rFonts w:ascii="Times New Roman" w:hAnsi="Times New Roman"/>
-          <w:sz w:val="24"/>
-        </w:rPr>
-        <w:t xml:space="preserve">лю, і тебе шукаючи, страдаю,* і разом з тобою розпинаюся, і </w:t>
-      </w:r>
-      <w:r>
-        <w:rPr>
-          <w:rFonts w:ascii="Times New Roman" w:hAnsi="Times New Roman"/>
-          <w:sz w:val="24"/>
-        </w:rPr>
-        <w:t>погребаюся</w:t>
-      </w:r>
-      <w:r>
-        <w:rPr>
-          <w:rFonts w:ascii="Times New Roman" w:hAnsi="Times New Roman"/>
-          <w:sz w:val="24"/>
-        </w:rPr>
-        <w:t xml:space="preserve"> хрещенням твоїм,* і </w:t>
-      </w:r>
-      <w:r>
-        <w:rPr>
-          <w:rFonts w:ascii="Times New Roman" w:hAnsi="Times New Roman"/>
-          <w:sz w:val="24"/>
-        </w:rPr>
-        <w:t>терплю</w:t>
-      </w:r>
-      <w:r>
-        <w:rPr>
-          <w:rFonts w:ascii="Times New Roman" w:hAnsi="Times New Roman"/>
-          <w:sz w:val="24"/>
-        </w:rPr>
-        <w:t xml:space="preserve"> ради тебе, щоб і царствувати в тобі,* і вмираю за тебе, щоб і жити з тобою,* та як жертву непорочну прийми мене, що з любов’ю </w:t>
-      </w:r>
-      <w:r>
-        <w:rPr>
-          <w:rFonts w:ascii="Times New Roman" w:hAnsi="Times New Roman"/>
-          <w:sz w:val="24"/>
-        </w:rPr>
-        <w:t>пожертвувалася</w:t>
-      </w:r>
-      <w:r>
-        <w:rPr>
-          <w:rFonts w:ascii="Times New Roman" w:hAnsi="Times New Roman"/>
-          <w:sz w:val="24"/>
-        </w:rPr>
-        <w:t xml:space="preserve"> Тобі.* Її молитва</w:t>
-      </w:r>
-      <w:r>
-        <w:rPr>
-          <w:rFonts w:ascii="Times New Roman" w:hAnsi="Times New Roman"/>
-          <w:sz w:val="24"/>
-        </w:rPr>
-        <w:t>ми, як милостивий, спаси душі наші.</w:t>
+        <w:t>Агниця твоя, Ісусе, Глікерія,* кличе великим голосом:* Тебе, жениху мій, люблю, і тебе шукаючи, страдаю,* і разом з тобою розпинаюся, і погребаюся хрещенням твоїм,* і терплю ради тебе, щоб і царствувати в тобі,* і вмираю за тебе, щоб і жити з тобою,* та як жертву непорочну прийми мене, що з любов’ю пожертвувалася Тобі.* Її молитвами, як милостивий, спаси душі наші.</w:t>
       </w:r>
     </w:p>
     <w:p>
@@ -7858,28 +7683,7 @@
           <w:rFonts w:ascii="Times New Roman" w:hAnsi="Times New Roman"/>
           <w:sz w:val="24"/>
         </w:rPr>
-        <w:t xml:space="preserve"> Діву Богородицю Марію люблячи,* зберегла нетлінним </w:t>
-      </w:r>
-      <w:r>
-        <w:rPr>
-          <w:rFonts w:ascii="Times New Roman" w:hAnsi="Times New Roman"/>
-          <w:sz w:val="24"/>
-        </w:rPr>
-        <w:t>дівство</w:t>
-      </w:r>
-      <w:r>
-        <w:rPr>
-          <w:rFonts w:ascii="Times New Roman" w:hAnsi="Times New Roman"/>
-          <w:sz w:val="24"/>
-        </w:rPr>
-        <w:t xml:space="preserve"> твоє.* З любов’ю ж до Господа ревно діючи,* постраждала єси мужньо аж до смерті.* Тому й подвійним вінцем тебе, діво мученице,* вінчає Христос Бог</w:t>
-      </w:r>
-      <w:r>
-        <w:rPr>
-          <w:rFonts w:ascii="Times New Roman" w:hAnsi="Times New Roman"/>
-          <w:sz w:val="24"/>
-        </w:rPr>
-        <w:t>.</w:t>
+        <w:t xml:space="preserve"> Діву Богородицю Марію люблячи,* зберегла нетлінним дівство твоє.* З любов’ю ж до Господа ревно діючи,* постраждала єси мужньо аж до смерті.* Тому й подвійним вінцем тебе, діво мученице,* вінчає Христос Бог.</w:t>
       </w:r>
     </w:p>
     <w:p>

--- a/flow/20230927_hours/drafts/2024-05-g/13.05.docx
+++ b/flow/20230927_hours/drafts/2024-05-g/13.05.docx
@@ -1508,18 +1508,50 @@
         <w:rPr>
           <w:rFonts w:ascii="Times New Roman" w:hAnsi="Times New Roman"/>
           <w:i/>
-          <w:color w:val="FF0000"/>
-          <w:sz w:val="24"/>
-          <w:highlight w:val="white"/>
-        </w:rPr>
-        <w:t xml:space="preserve">Тропар (г. 4): </w:t>
-      </w:r>
-      <w:r>
-        <w:rPr>
-          <w:rFonts w:ascii="Times New Roman" w:hAnsi="Times New Roman"/>
-          <w:sz w:val="24"/>
-        </w:rPr>
-        <w:t>Агниця твоя, Ісусе, Глікерія,* кличе великим голосом:* Тебе, жениху мій, люблю, і тебе шукаючи, страдаю,* і разом з тобою розпинаюся, і погребаюся хрещенням твоїм,* і терплю ради тебе, щоб і царствувати в тобі,* і вмираю за тебе, щоб і жити з тобою,* та як жертву непорочну прийми мене, що з любов’ю пожертвувалася Тобі.* Її молитвами, як милостивий, спаси душі наші.</w:t>
+          <w:color w:val="FF4400"/>
+          <w:sz w:val="24"/>
+        </w:rPr>
+        <w:t>Тропар (г. 4):</w:t>
+      </w:r>
+      <w:r>
+        <w:rPr>
+          <w:rFonts w:ascii="Times New Roman" w:hAnsi="Times New Roman"/>
+          <w:color w:val="333333"/>
+          <w:sz w:val="24"/>
+        </w:rPr>
+        <w:t xml:space="preserve"> Вознісся Ти у славі, Христе Боже наш,* радість сотворивши ученикам </w:t>
+      </w:r>
+      <w:r>
+        <w:rPr>
+          <w:rFonts w:ascii="Times New Roman" w:hAnsi="Times New Roman"/>
+          <w:color w:val="333333"/>
+          <w:sz w:val="24"/>
+        </w:rPr>
+        <w:t>обітуванням</w:t>
+      </w:r>
+      <w:r>
+        <w:rPr>
+          <w:rFonts w:ascii="Times New Roman" w:hAnsi="Times New Roman"/>
+          <w:color w:val="333333"/>
+          <w:sz w:val="24"/>
+        </w:rPr>
+        <w:t xml:space="preserve"> Святого Духа,* утвердивши їх благословенням,* бо Ти єси Син Божий, </w:t>
+      </w:r>
+      <w:r>
+        <w:rPr>
+          <w:rFonts w:ascii="Times New Roman" w:hAnsi="Times New Roman"/>
+          <w:color w:val="333333"/>
+          <w:sz w:val="24"/>
+        </w:rPr>
+        <w:t>ізбавитель</w:t>
+      </w:r>
+      <w:r>
+        <w:rPr>
+          <w:rFonts w:ascii="Times New Roman" w:hAnsi="Times New Roman"/>
+          <w:color w:val="333333"/>
+          <w:sz w:val="24"/>
+        </w:rPr>
+        <w:t xml:space="preserve"> світу.</w:t>
       </w:r>
     </w:p>
     <w:p>
@@ -1967,17 +1999,18 @@
         <w:rPr>
           <w:rFonts w:ascii="Times New Roman" w:hAnsi="Times New Roman"/>
           <w:i/>
-          <w:color w:val="FF0000"/>
-          <w:sz w:val="24"/>
-        </w:rPr>
-        <w:t>Кондак (г. 3):</w:t>
-      </w:r>
-      <w:r>
-        <w:rPr>
-          <w:rFonts w:ascii="Times New Roman" w:hAnsi="Times New Roman"/>
-          <w:sz w:val="24"/>
-        </w:rPr>
-        <w:t xml:space="preserve"> Діву Богородицю Марію люблячи,* зберегла нетлінним дівство твоє.* З любов’ю ж до Господа ревно діючи,* постраждала єси мужньо аж до смерті.* Тому й подвійним вінцем тебе, діво мученице,* вінчає Христос Бог.</w:t>
+          <w:color w:val="FF4400"/>
+          <w:sz w:val="24"/>
+        </w:rPr>
+        <w:t>Кондак (г. 6):</w:t>
+      </w:r>
+      <w:r>
+        <w:rPr>
+          <w:rFonts w:ascii="Times New Roman" w:hAnsi="Times New Roman"/>
+          <w:color w:val="333333"/>
+          <w:sz w:val="24"/>
+        </w:rPr>
+        <w:t xml:space="preserve"> Сповнивши промисел щодо нас* і те, що на землі, з’єднавши з небесним,* вознісся Ти у славі, Христе Боже наш,* ніяк не відлучаючись, але невідступно перебуваючи,* Ти кличеш до тих, що люблять Тебе:* Я з вами і ніхто проти вас.</w:t>
       </w:r>
     </w:p>
     <w:p>
@@ -7170,18 +7203,50 @@
         <w:rPr>
           <w:rFonts w:ascii="Times New Roman" w:hAnsi="Times New Roman"/>
           <w:i/>
-          <w:color w:val="FF0000"/>
-          <w:sz w:val="24"/>
-          <w:highlight w:val="white"/>
-        </w:rPr>
-        <w:t xml:space="preserve">Тропар (г. 4): </w:t>
-      </w:r>
-      <w:r>
-        <w:rPr>
-          <w:rFonts w:ascii="Times New Roman" w:hAnsi="Times New Roman"/>
-          <w:sz w:val="24"/>
-        </w:rPr>
-        <w:t>Агниця твоя, Ісусе, Глікерія,* кличе великим голосом:* Тебе, жениху мій, люблю, і тебе шукаючи, страдаю,* і разом з тобою розпинаюся, і погребаюся хрещенням твоїм,* і терплю ради тебе, щоб і царствувати в тобі,* і вмираю за тебе, щоб і жити з тобою,* та як жертву непорочну прийми мене, що з любов’ю пожертвувалася Тобі.* Її молитвами, як милостивий, спаси душі наші.</w:t>
+          <w:color w:val="FF4400"/>
+          <w:sz w:val="24"/>
+        </w:rPr>
+        <w:t>Тропар (г. 4):</w:t>
+      </w:r>
+      <w:r>
+        <w:rPr>
+          <w:rFonts w:ascii="Times New Roman" w:hAnsi="Times New Roman"/>
+          <w:color w:val="333333"/>
+          <w:sz w:val="24"/>
+        </w:rPr>
+        <w:t xml:space="preserve"> Вознісся Ти у славі, Христе Боже наш,* радість сотворивши ученикам </w:t>
+      </w:r>
+      <w:r>
+        <w:rPr>
+          <w:rFonts w:ascii="Times New Roman" w:hAnsi="Times New Roman"/>
+          <w:color w:val="333333"/>
+          <w:sz w:val="24"/>
+        </w:rPr>
+        <w:t>обітуванням</w:t>
+      </w:r>
+      <w:r>
+        <w:rPr>
+          <w:rFonts w:ascii="Times New Roman" w:hAnsi="Times New Roman"/>
+          <w:color w:val="333333"/>
+          <w:sz w:val="24"/>
+        </w:rPr>
+        <w:t xml:space="preserve"> Святого Духа,* утвердивши їх благословенням,* бо Ти єси Син Божий, </w:t>
+      </w:r>
+      <w:r>
+        <w:rPr>
+          <w:rFonts w:ascii="Times New Roman" w:hAnsi="Times New Roman"/>
+          <w:color w:val="333333"/>
+          <w:sz w:val="24"/>
+        </w:rPr>
+        <w:t>ізбавитель</w:t>
+      </w:r>
+      <w:r>
+        <w:rPr>
+          <w:rFonts w:ascii="Times New Roman" w:hAnsi="Times New Roman"/>
+          <w:color w:val="333333"/>
+          <w:sz w:val="24"/>
+        </w:rPr>
+        <w:t xml:space="preserve"> світу.</w:t>
       </w:r>
     </w:p>
     <w:p>
@@ -7673,17 +7738,18 @@
         <w:rPr>
           <w:rFonts w:ascii="Times New Roman" w:hAnsi="Times New Roman"/>
           <w:i/>
-          <w:color w:val="FF0000"/>
-          <w:sz w:val="24"/>
-        </w:rPr>
-        <w:t>Кондак (г. 3):</w:t>
-      </w:r>
-      <w:r>
-        <w:rPr>
-          <w:rFonts w:ascii="Times New Roman" w:hAnsi="Times New Roman"/>
-          <w:sz w:val="24"/>
-        </w:rPr>
-        <w:t xml:space="preserve"> Діву Богородицю Марію люблячи,* зберегла нетлінним дівство твоє.* З любов’ю ж до Господа ревно діючи,* постраждала єси мужньо аж до смерті.* Тому й подвійним вінцем тебе, діво мученице,* вінчає Христос Бог.</w:t>
+          <w:color w:val="FF4400"/>
+          <w:sz w:val="24"/>
+        </w:rPr>
+        <w:t>Кондак (г. 6):</w:t>
+      </w:r>
+      <w:r>
+        <w:rPr>
+          <w:rFonts w:ascii="Times New Roman" w:hAnsi="Times New Roman"/>
+          <w:color w:val="333333"/>
+          <w:sz w:val="24"/>
+        </w:rPr>
+        <w:t xml:space="preserve"> Сповнивши промисел щодо нас* і те, що на землі, з’єднавши з небесним,* вознісся Ти у славі, Христе Боже наш,* ніяк не відлучаючись, але невідступно перебуваючи,* Ти кличеш до тих, що люблять Тебе:* Я з вами і ніхто проти вас.</w:t>
       </w:r>
     </w:p>
     <w:p>
